--- a/SHA256_v9_new_theorems.docx
+++ b/SHA256_v9_new_theorems.docx
@@ -110,7 +110,7 @@
           <w:sz w:val="22"/>
           <w:szCs w:val="22"/>
         </w:rPr>
-        <w:t xml:space="preserve">(1) Теорема carry_xor: De₁ = 1 (бит 0, всегда). (2) SAT-доказанные границы: HW(De₂)≥4, биты {0,7,21,26}. (3) Теорема Ch-diff: De_r[i]=0 → DCh_r[i]=0. (4) Рекуррентная структура раундов SHA-256. (5) Линейность функций Σ0,Σ1,σ0,σ1 над GF(2).</w:t>
+        <w:t>(1) Теорема carry_xor: De₁ = 1 (бит 0, всегда при j=0). ⚠️ Область действия: гарантировано ТОЛЬКО для j=0 из-за bit0(C_e)=0; для j≠0 HW(De₁)≥1 зависит от W[0]. (2) SAT-доказанные границы: HW(De₂)≥4, биты {0,7,21,26}. (3) Теорема Ch-diff: De_r[i]=0 → DCh_r[i]=0. (4) Рекуррентная структура раундов SHA-256. (5) Линейность функций Σ0,Σ1,σ0,σ1 над GF(2).</w:t>
       </w:r>
     </w:p>
     <w:p>
